--- a/portfolio-projects/mobile-ad-click-prediction-r/assets/mobile_ad_click_prediction_report.docx
+++ b/portfolio-projects/mobile-ad-click-prediction-r/assets/mobile_ad_click_prediction_report.docx
@@ -7,7 +7,7 @@
         <w:pStyle w:val="Title"/>
       </w:pPr>
       <w:r>
-        <w:t xml:space="preserve">Assignment 5: Effect of ad-variety and session-level history on customer response to mobile advertising</w:t>
+        <w:t>Mobile Ad Click Prediction and ROI Targeting</w:t>
       </w:r>
     </w:p>
     <w:p>
@@ -23,7 +23,7 @@
         <w:pStyle w:val="Date"/>
       </w:pPr>
       <w:r>
-        <w:t xml:space="preserve">Spring B 2026, MKT 472</w:t>
+        <w:t>Portfolio Version</w:t>
       </w:r>
     </w:p>
     <w:p>
@@ -34,406 +34,343 @@
         <w:rPr>
           <w:rStyle w:val="FunctionTok"/>
         </w:rPr>
-        <w:t xml:space="preserve">library</w:t>
-      </w:r>
-      <w:r>
-        <w:rPr>
-          <w:rStyle w:val="NormalTok"/>
-        </w:rPr>
-        <w:t xml:space="preserve">(rpart)</w:t>
-      </w:r>
-      <w:r>
-        <w:br/>
-      </w:r>
+        <w:t>library(rpart)</w:t>
+        <w:br/>
+        <w:t>library(rpart.plot)</w:t>
+        <w:br/>
+        <w:t>library(xgboost)</w:t>
+        <w:br/>
+        <w:t>library(knitr)</w:t>
+        <w:br/>
+        <w:br/>
+        <w:t>load("data/variety_train.RData")</w:t>
+        <w:br/>
+        <w:t>load("data/variety_test.RData")</w:t>
+        <w:br/>
+        <w:br/>
+        <w:t>within_vars &lt;- c("variety", "rep", "adimpsession")</w:t>
+        <w:br/>
+        <w:t>pre_vars &lt;- c("imptotal", "ctruser", "varietytotal", "adimptotal")</w:t>
+        <w:br/>
+        <w:t>full_vars &lt;- c("timeofday", "imptotal", "ctruser", "varietytotal",</w:t>
+        <w:br/>
+        <w:t xml:space="preserve">               "adimptotal", "variety", "rep", "adimpsession")</w:t>
+      </w:r>
+      <w:r>
+        <w:rPr>
+          <w:rStyle w:val="NormalTok"/>
+        </w:rPr>
+      </w:r>
+      <w:r/>
       <w:r>
         <w:rPr>
           <w:rStyle w:val="FunctionTok"/>
         </w:rPr>
-        <w:t xml:space="preserve">library</w:t>
-      </w:r>
-      <w:r>
-        <w:rPr>
-          <w:rStyle w:val="NormalTok"/>
-        </w:rPr>
-        <w:t xml:space="preserve">(rpart.plot)</w:t>
-      </w:r>
-      <w:r>
-        <w:br/>
-      </w:r>
+      </w:r>
+      <w:r>
+        <w:rPr>
+          <w:rStyle w:val="NormalTok"/>
+        </w:rPr>
+      </w:r>
+      <w:r/>
       <w:r>
         <w:rPr>
           <w:rStyle w:val="FunctionTok"/>
         </w:rPr>
-        <w:t xml:space="preserve">library</w:t>
-      </w:r>
-      <w:r>
-        <w:rPr>
-          <w:rStyle w:val="NormalTok"/>
-        </w:rPr>
-        <w:t xml:space="preserve">(xgboost)</w:t>
-      </w:r>
-      <w:r>
-        <w:br/>
-      </w:r>
+      </w:r>
+      <w:r>
+        <w:rPr>
+          <w:rStyle w:val="NormalTok"/>
+        </w:rPr>
+      </w:r>
+      <w:r/>
       <w:r>
         <w:rPr>
           <w:rStyle w:val="FunctionTok"/>
         </w:rPr>
-        <w:t xml:space="preserve">library</w:t>
-      </w:r>
-      <w:r>
-        <w:rPr>
-          <w:rStyle w:val="NormalTok"/>
-        </w:rPr>
-        <w:t xml:space="preserve">(knitr)</w:t>
-      </w:r>
-      <w:r>
-        <w:br/>
-      </w:r>
-      <w:r>
-        <w:br/>
-      </w:r>
+      </w:r>
+      <w:r>
+        <w:rPr>
+          <w:rStyle w:val="NormalTok"/>
+        </w:rPr>
+      </w:r>
+      <w:r/>
+      <w:r/>
       <w:r>
         <w:rPr>
           <w:rStyle w:val="FunctionTok"/>
         </w:rPr>
-        <w:t xml:space="preserve">load</w:t>
-      </w:r>
-      <w:r>
-        <w:rPr>
-          <w:rStyle w:val="NormalTok"/>
-        </w:rPr>
-        <w:t xml:space="preserve">(</w:t>
+      </w:r>
+      <w:r>
+        <w:rPr>
+          <w:rStyle w:val="NormalTok"/>
+        </w:rPr>
       </w:r>
       <w:r>
         <w:rPr>
           <w:rStyle w:val="StringTok"/>
         </w:rPr>
-        <w:t xml:space="preserve">"C:/Users/tondr/OneDrive/Desktop/Marketing Management Analytics/week 7/variety_train.RData"</w:t>
-      </w:r>
-      <w:r>
-        <w:rPr>
-          <w:rStyle w:val="NormalTok"/>
-        </w:rPr>
-        <w:t xml:space="preserve">)</w:t>
-      </w:r>
-      <w:r>
-        <w:br/>
-      </w:r>
+      </w:r>
+      <w:r>
+        <w:rPr>
+          <w:rStyle w:val="NormalTok"/>
+        </w:rPr>
+      </w:r>
+      <w:r/>
       <w:r>
         <w:rPr>
           <w:rStyle w:val="FunctionTok"/>
         </w:rPr>
-        <w:t xml:space="preserve">load</w:t>
-      </w:r>
-      <w:r>
-        <w:rPr>
-          <w:rStyle w:val="NormalTok"/>
-        </w:rPr>
-        <w:t xml:space="preserve">(</w:t>
+      </w:r>
+      <w:r>
+        <w:rPr>
+          <w:rStyle w:val="NormalTok"/>
+        </w:rPr>
       </w:r>
       <w:r>
         <w:rPr>
           <w:rStyle w:val="StringTok"/>
         </w:rPr>
-        <w:t xml:space="preserve">"C:/Users/tondr/OneDrive/Desktop/Marketing Management Analytics/week 7/variety_test.RData"</w:t>
-      </w:r>
-      <w:r>
-        <w:rPr>
-          <w:rStyle w:val="NormalTok"/>
-        </w:rPr>
-        <w:t xml:space="preserve">)</w:t>
-      </w:r>
-      <w:r>
-        <w:br/>
-      </w:r>
-      <w:r>
-        <w:br/>
-      </w:r>
-      <w:r>
-        <w:rPr>
-          <w:rStyle w:val="NormalTok"/>
-        </w:rPr>
-        <w:t xml:space="preserve">within_vars </w:t>
+      </w:r>
+      <w:r>
+        <w:rPr>
+          <w:rStyle w:val="NormalTok"/>
+        </w:rPr>
+      </w:r>
+      <w:r/>
+      <w:r/>
+      <w:r>
+        <w:rPr>
+          <w:rStyle w:val="NormalTok"/>
+        </w:rPr>
       </w:r>
       <w:r>
         <w:rPr>
           <w:rStyle w:val="OtherTok"/>
         </w:rPr>
-        <w:t xml:space="preserve">&lt;-</w:t>
-      </w:r>
-      <w:r>
-        <w:rPr>
-          <w:rStyle w:val="NormalTok"/>
-        </w:rPr>
-        <w:t xml:space="preserve"> </w:t>
+      </w:r>
+      <w:r>
+        <w:rPr>
+          <w:rStyle w:val="NormalTok"/>
+        </w:rPr>
       </w:r>
       <w:r>
         <w:rPr>
           <w:rStyle w:val="FunctionTok"/>
         </w:rPr>
-        <w:t xml:space="preserve">c</w:t>
-      </w:r>
-      <w:r>
-        <w:rPr>
-          <w:rStyle w:val="NormalTok"/>
-        </w:rPr>
-        <w:t xml:space="preserve">(</w:t>
+      </w:r>
+      <w:r>
+        <w:rPr>
+          <w:rStyle w:val="NormalTok"/>
+        </w:rPr>
       </w:r>
       <w:r>
         <w:rPr>
           <w:rStyle w:val="StringTok"/>
         </w:rPr>
-        <w:t xml:space="preserve">"variety"</w:t>
-      </w:r>
-      <w:r>
-        <w:rPr>
-          <w:rStyle w:val="NormalTok"/>
-        </w:rPr>
-        <w:t xml:space="preserve">, </w:t>
+      </w:r>
+      <w:r>
+        <w:rPr>
+          <w:rStyle w:val="NormalTok"/>
+        </w:rPr>
       </w:r>
       <w:r>
         <w:rPr>
           <w:rStyle w:val="StringTok"/>
         </w:rPr>
-        <w:t xml:space="preserve">"rep"</w:t>
-      </w:r>
-      <w:r>
-        <w:rPr>
-          <w:rStyle w:val="NormalTok"/>
-        </w:rPr>
-        <w:t xml:space="preserve">, </w:t>
+      </w:r>
+      <w:r>
+        <w:rPr>
+          <w:rStyle w:val="NormalTok"/>
+        </w:rPr>
       </w:r>
       <w:r>
         <w:rPr>
           <w:rStyle w:val="StringTok"/>
         </w:rPr>
-        <w:t xml:space="preserve">"adimpsession"</w:t>
-      </w:r>
-      <w:r>
-        <w:rPr>
-          <w:rStyle w:val="NormalTok"/>
-        </w:rPr>
-        <w:t xml:space="preserve">)</w:t>
-      </w:r>
-      <w:r>
-        <w:br/>
-      </w:r>
-      <w:r>
-        <w:rPr>
-          <w:rStyle w:val="NormalTok"/>
-        </w:rPr>
-        <w:t xml:space="preserve">pre_vars </w:t>
+      </w:r>
+      <w:r>
+        <w:rPr>
+          <w:rStyle w:val="NormalTok"/>
+        </w:rPr>
+      </w:r>
+      <w:r/>
+      <w:r>
+        <w:rPr>
+          <w:rStyle w:val="NormalTok"/>
+        </w:rPr>
       </w:r>
       <w:r>
         <w:rPr>
           <w:rStyle w:val="OtherTok"/>
         </w:rPr>
-        <w:t xml:space="preserve">&lt;-</w:t>
-      </w:r>
-      <w:r>
-        <w:rPr>
-          <w:rStyle w:val="NormalTok"/>
-        </w:rPr>
-        <w:t xml:space="preserve"> </w:t>
+      </w:r>
+      <w:r>
+        <w:rPr>
+          <w:rStyle w:val="NormalTok"/>
+        </w:rPr>
       </w:r>
       <w:r>
         <w:rPr>
           <w:rStyle w:val="FunctionTok"/>
         </w:rPr>
-        <w:t xml:space="preserve">c</w:t>
-      </w:r>
-      <w:r>
-        <w:rPr>
-          <w:rStyle w:val="NormalTok"/>
-        </w:rPr>
-        <w:t xml:space="preserve">(</w:t>
+      </w:r>
+      <w:r>
+        <w:rPr>
+          <w:rStyle w:val="NormalTok"/>
+        </w:rPr>
       </w:r>
       <w:r>
         <w:rPr>
           <w:rStyle w:val="StringTok"/>
         </w:rPr>
-        <w:t xml:space="preserve">"imptotal"</w:t>
-      </w:r>
-      <w:r>
-        <w:rPr>
-          <w:rStyle w:val="NormalTok"/>
-        </w:rPr>
-        <w:t xml:space="preserve">, </w:t>
+      </w:r>
+      <w:r>
+        <w:rPr>
+          <w:rStyle w:val="NormalTok"/>
+        </w:rPr>
       </w:r>
       <w:r>
         <w:rPr>
           <w:rStyle w:val="StringTok"/>
         </w:rPr>
-        <w:t xml:space="preserve">"ctruser"</w:t>
-      </w:r>
-      <w:r>
-        <w:rPr>
-          <w:rStyle w:val="NormalTok"/>
-        </w:rPr>
-        <w:t xml:space="preserve">, </w:t>
+      </w:r>
+      <w:r>
+        <w:rPr>
+          <w:rStyle w:val="NormalTok"/>
+        </w:rPr>
       </w:r>
       <w:r>
         <w:rPr>
           <w:rStyle w:val="StringTok"/>
         </w:rPr>
-        <w:t xml:space="preserve">"varietytotal"</w:t>
-      </w:r>
-      <w:r>
-        <w:rPr>
-          <w:rStyle w:val="NormalTok"/>
-        </w:rPr>
-        <w:t xml:space="preserve">, </w:t>
+      </w:r>
+      <w:r>
+        <w:rPr>
+          <w:rStyle w:val="NormalTok"/>
+        </w:rPr>
       </w:r>
       <w:r>
         <w:rPr>
           <w:rStyle w:val="StringTok"/>
         </w:rPr>
-        <w:t xml:space="preserve">"adimptotal"</w:t>
-      </w:r>
-      <w:r>
-        <w:rPr>
-          <w:rStyle w:val="NormalTok"/>
-        </w:rPr>
-        <w:t xml:space="preserve">)</w:t>
-      </w:r>
-      <w:r>
-        <w:br/>
-      </w:r>
-      <w:r>
-        <w:rPr>
-          <w:rStyle w:val="NormalTok"/>
-        </w:rPr>
-        <w:t xml:space="preserve">full_vars </w:t>
+      </w:r>
+      <w:r>
+        <w:rPr>
+          <w:rStyle w:val="NormalTok"/>
+        </w:rPr>
+      </w:r>
+      <w:r/>
+      <w:r>
+        <w:rPr>
+          <w:rStyle w:val="NormalTok"/>
+        </w:rPr>
       </w:r>
       <w:r>
         <w:rPr>
           <w:rStyle w:val="OtherTok"/>
         </w:rPr>
-        <w:t xml:space="preserve">&lt;-</w:t>
-      </w:r>
-      <w:r>
-        <w:rPr>
-          <w:rStyle w:val="NormalTok"/>
-        </w:rPr>
-        <w:t xml:space="preserve"> </w:t>
+      </w:r>
+      <w:r>
+        <w:rPr>
+          <w:rStyle w:val="NormalTok"/>
+        </w:rPr>
       </w:r>
       <w:r>
         <w:rPr>
           <w:rStyle w:val="FunctionTok"/>
         </w:rPr>
-        <w:t xml:space="preserve">c</w:t>
-      </w:r>
-      <w:r>
-        <w:rPr>
-          <w:rStyle w:val="NormalTok"/>
-        </w:rPr>
-        <w:t xml:space="preserve">(</w:t>
+      </w:r>
+      <w:r>
+        <w:rPr>
+          <w:rStyle w:val="NormalTok"/>
+        </w:rPr>
       </w:r>
       <w:r>
         <w:rPr>
           <w:rStyle w:val="StringTok"/>
         </w:rPr>
-        <w:t xml:space="preserve">"timeofday"</w:t>
-      </w:r>
-      <w:r>
-        <w:rPr>
-          <w:rStyle w:val="NormalTok"/>
-        </w:rPr>
-        <w:t xml:space="preserve">, </w:t>
+      </w:r>
+      <w:r>
+        <w:rPr>
+          <w:rStyle w:val="NormalTok"/>
+        </w:rPr>
       </w:r>
       <w:r>
         <w:rPr>
           <w:rStyle w:val="StringTok"/>
         </w:rPr>
-        <w:t xml:space="preserve">"imptotal"</w:t>
-      </w:r>
-      <w:r>
-        <w:rPr>
-          <w:rStyle w:val="NormalTok"/>
-        </w:rPr>
-        <w:t xml:space="preserve">, </w:t>
+      </w:r>
+      <w:r>
+        <w:rPr>
+          <w:rStyle w:val="NormalTok"/>
+        </w:rPr>
       </w:r>
       <w:r>
         <w:rPr>
           <w:rStyle w:val="StringTok"/>
         </w:rPr>
-        <w:t xml:space="preserve">"ctruser"</w:t>
-      </w:r>
-      <w:r>
-        <w:rPr>
-          <w:rStyle w:val="NormalTok"/>
-        </w:rPr>
-        <w:t xml:space="preserve">, </w:t>
+      </w:r>
+      <w:r>
+        <w:rPr>
+          <w:rStyle w:val="NormalTok"/>
+        </w:rPr>
       </w:r>
       <w:r>
         <w:rPr>
           <w:rStyle w:val="StringTok"/>
         </w:rPr>
-        <w:t xml:space="preserve">"varietytotal"</w:t>
-      </w:r>
-      <w:r>
-        <w:rPr>
-          <w:rStyle w:val="NormalTok"/>
-        </w:rPr>
-        <w:t xml:space="preserve">,</w:t>
-      </w:r>
-      <w:r>
-        <w:br/>
-      </w:r>
-      <w:r>
-        <w:rPr>
-          <w:rStyle w:val="NormalTok"/>
-        </w:rPr>
-        <w:t xml:space="preserve">               </w:t>
+      </w:r>
+      <w:r>
+        <w:rPr>
+          <w:rStyle w:val="NormalTok"/>
+        </w:rPr>
+      </w:r>
+      <w:r/>
+      <w:r>
+        <w:rPr>
+          <w:rStyle w:val="NormalTok"/>
+        </w:rPr>
       </w:r>
       <w:r>
         <w:rPr>
           <w:rStyle w:val="StringTok"/>
         </w:rPr>
-        <w:t xml:space="preserve">"adimptotal"</w:t>
-      </w:r>
-      <w:r>
-        <w:rPr>
-          <w:rStyle w:val="NormalTok"/>
-        </w:rPr>
-        <w:t xml:space="preserve">, </w:t>
+      </w:r>
+      <w:r>
+        <w:rPr>
+          <w:rStyle w:val="NormalTok"/>
+        </w:rPr>
       </w:r>
       <w:r>
         <w:rPr>
           <w:rStyle w:val="StringTok"/>
         </w:rPr>
-        <w:t xml:space="preserve">"variety"</w:t>
-      </w:r>
-      <w:r>
-        <w:rPr>
-          <w:rStyle w:val="NormalTok"/>
-        </w:rPr>
-        <w:t xml:space="preserve">, </w:t>
+      </w:r>
+      <w:r>
+        <w:rPr>
+          <w:rStyle w:val="NormalTok"/>
+        </w:rPr>
       </w:r>
       <w:r>
         <w:rPr>
           <w:rStyle w:val="StringTok"/>
         </w:rPr>
-        <w:t xml:space="preserve">"rep"</w:t>
-      </w:r>
-      <w:r>
-        <w:rPr>
-          <w:rStyle w:val="NormalTok"/>
-        </w:rPr>
-        <w:t xml:space="preserve">, </w:t>
+      </w:r>
+      <w:r>
+        <w:rPr>
+          <w:rStyle w:val="NormalTok"/>
+        </w:rPr>
       </w:r>
       <w:r>
         <w:rPr>
           <w:rStyle w:val="StringTok"/>
         </w:rPr>
-        <w:t xml:space="preserve">"adimpsession"</w:t>
-      </w:r>
-      <w:r>
-        <w:rPr>
-          <w:rStyle w:val="NormalTok"/>
-        </w:rPr>
-        <w:t xml:space="preserve">)</w:t>
+      </w:r>
+      <w:r>
+        <w:rPr>
+          <w:rStyle w:val="NormalTok"/>
+        </w:rPr>
       </w:r>
     </w:p>
     <w:bookmarkStart w:id="23" w:name="descriptive-analysis"/>
